--- a/az/discovery-articles/3.12 Konteyner daşımaları.docx
+++ b/az/discovery-articles/3.12 Konteyner daşımaları.docx
@@ -32,7 +32,7 @@
         <w:rPr>
           <w:sz w:val="20"/>
         </w:rPr>
-        <w:t>Dövr: təxminən 1956-cı ildən (Maklinin konteyner xidməti); 1960–1970-ci illərdə ISO standartları və qlobal yayılma | Əsas iştirakçılar: Malkolm Maklin; daşıyıcılar, limanlar və ölçüləri razılaşdıran Beynəlxalq Standartlaşdırma Təşkilatı (ISO)</w:t>
+        <w:t>Dövr: 1956-cı il — Maklinin konteynerlə dəniz daşımalarına başlaması; 1960–1970-ci illər — ISO standartlarının tətbiqi və konteyner daşımalarının dünyada geniş yayılması | Əsas iştirakçılar: Malkolm Maklin; yükdaşıma şirkətləri, limanlar və vahid ölçü standartlarının hazırlanmasında iştirak edən Beynəlxalq Standartlaşdırma Təşkilatı (ISO)</w:t>
       </w:r>
     </w:p>
     <w:p>
@@ -40,7 +40,7 @@
         <w:widowControl/>
       </w:pPr>
       <w:r>
-        <w:t>Konteyner daşımalarında mallar standart metal qutulara yığılır və yük açılmadan yük maşınından gəmiyə, gəmidən qatara keçirilir. Bu üsul dəniz ticarətində əmək və vaxt xərcini kəskin azaldaraq limanları və təchizat zəncirlərini dəyişdirdi.</w:t>
+        <w:t>Konteyner daşımalarında mallar standart ölçülü metal konteynerlərə yığılır. Konteynerin içindəki yük boşaldılmadan onu yük maşınından gəmiyə, gəmidən isə qatara keçirmək olur. Bu üsul yükləmə-boşaltmaya sərf olunan vaxtı və əməyi xeyli azaltdı, limanların işini və malların istehsalçıdan alıcıya çatdırılmasını dəyişdirdi.</w:t>
       </w:r>
     </w:p>
     <w:p>
@@ -58,7 +58,7 @@
         <w:widowControl/>
       </w:pPr>
       <w:r>
-        <w:t>Malkolm Maklin 1956-cı ildə Nyuarkdan konteyner gəmisi xidməti başlatdı.</w:t>
+        <w:t>Malkolm Maklin 1956-cı ildə Nyuarkdan konteynerlə dəniz daşımalarına başladı.</w:t>
       </w:r>
     </w:p>
     <w:p>
@@ -67,7 +67,7 @@
         <w:widowControl/>
       </w:pPr>
       <w:r>
-        <w:t>ISO ölçüləri konteynerləri dünyanın müxtəlif daşıyıcıları arasında ötürməyə və üst-üstə yığmağa imkan verir.</w:t>
+        <w:t>ISO standartları konteynerlərin ölçülərini uyğunlaşdırdı. Bunun sayəsində onları müxtəlif şirkətlərin nəqliyyat vasitələri ilə daşımaq və üst-üstə yığmaq asanlaşdı.</w:t>
       </w:r>
     </w:p>
     <w:p>
@@ -76,7 +76,7 @@
         <w:widowControl/>
       </w:pPr>
       <w:r>
-        <w:t>Əvvəllər hər yeşiyin ayrıca yüklənməsi günlərlə əl əməyi tələb edirdi.</w:t>
+        <w:t>Əvvəllər yeşiklər ayrı-ayrılıqda yüklənib boşaldılırdı. Bu iş günlərlə çəkə və çoxlu əl əməyi tələb edə bilərdi.</w:t>
       </w:r>
     </w:p>
     <w:p>
@@ -85,7 +85,7 @@
         <w:widowControl/>
       </w:pPr>
       <w:r>
-        <w:t>Konteynerləşmə oğurluğu, zədələnməni və hər ton üçün liman əməyinə ehtiyacı azaltdı.</w:t>
+        <w:t>Konteynerlərdən istifadə yüklərin oğurlanması və zədələnməsi hallarını, eləcə də hər ton yükün limanda daşınmasına sərf olunan əməyi azaltdı.</w:t>
       </w:r>
     </w:p>
     <w:p>
@@ -94,7 +94,7 @@
         <w:widowControl/>
       </w:pPr>
       <w:r>
-        <w:t>Qlobal istehsal şəbəkələri ucuz və vaxtı proqnozlaşdırılan konteyner daşımalarına arxalanır.</w:t>
+        <w:t>Müxtəlif ölkələrdəki müəssisələri birləşdirən istehsal şəbəkələri münasib qiymətə və çatdırılma vaxtını əvvəlcədən planlaşdırmaqla yük daşımaq imkanından yararlanır.</w:t>
       </w:r>
     </w:p>
     <w:p>
@@ -103,15 +103,7 @@
         <w:widowControl/>
       </w:pPr>
       <w:r>
-        <w:t>Bu nədir</w:t>
-      </w:r>
-    </w:p>
-    <w:p>
-      <w:pPr>
-        <w:widowControl/>
-      </w:pPr>
-      <w:r>
-        <w:t>Konteyner daşımalarında razılaşdırılmış ölçülərdə, bağlı və üst-üstə yığıla bilən polad qutulardan istifadə olunur. Onlar hər keçiddə açılmadan gəmi, qatar və yük maşını arasında bütöv vahid kimi daşınır. Kran bütün qutunu qaldırır, içəridəki yük fabrikdən anbara qədər bağlı qalır. Yenilik sadəcə metal yeşik deyil, standartlaşdırma və müxtəlif nəqliyyat növləri arasında vahid daşımadır. Bunu hər limanın, maşının və qatarın qəbul etdiyi ortaq çamadan ölçüsünə bənzətmək olar.</w:t>
+        <w:t>Bu nədir?</w:t>
       </w:r>
     </w:p>
     <w:p>
@@ -120,15 +112,7 @@
         <w:widowControl/>
       </w:pPr>
       <w:r>
-        <w:t>Kim kəşf edib və ya yaradıb</w:t>
-      </w:r>
-    </w:p>
-    <w:p>
-      <w:pPr>
-        <w:widowControl/>
-      </w:pPr>
-      <w:r>
-        <w:t>Amerikalı yükdaşıma sahibkarı Malkolm Maklin 1956-cı ildə Ideal X gəmisi ilə malları konteynerlərdə dənizlə daşıyan praktik sistemə təkan verdi. Metal qutunu o təkbaşına icad etməmişdi; limanları, həmkarlar ittifaqlarını və gəmi layihəçilərini qutunu ticarət vahidi kimi qəbul etməyə sövq etdi. Sonrakı ISO standartları və çoxsaylı terminal mühəndisləri qlobal ölçüləri möhkəmləndirdi. Nəticə həm Maklinin baxışının, həm də eyni ölçülərlə işləməyə razılaşan sənayenin nailiyyəti idi.</w:t>
+        <w:t>Konteyner daşımaları standart ölçülü, qapalı və üst-üstə yığıla bilən polad konteynerlərlə yükdaşıma üsuludur. Konteyner bir nəqliyyat vasitəsindən digərinə keçirilərkən içərisindəki malları boşaldıb yenidən yükləməyə ehtiyac qalmır.</w:t>
       </w:r>
     </w:p>
     <w:p>
@@ -137,15 +121,88 @@
         <w:widowControl/>
       </w:pPr>
       <w:r>
-        <w:t>Nə vaxt və necə yaranıb</w:t>
+        <w:t>Kran ayrı-ayrı yeşikləri deyil, bütöv konteyneri qaldırır. Beləliklə, mallar yolboyu hər limanda və ya stansiyada yenidən ələk-vələk edilmədən istehsal yerindən anbara çatdırıla bilir.</w:t>
       </w:r>
     </w:p>
     <w:p>
       <w:pPr>
+        <w:pStyle w:val="Heading1"/>
         <w:widowControl/>
       </w:pPr>
       <w:r>
-        <w:t>1956-cı ildən sonra konteyner marşrutları çoxaldı. 1960-cı illərin sonu və 1970-ci illərdə standart qutular və konteyner yuvalı gəmilər uzun məsafəli yükdaşımalarında üstünlük qazandı. Limanlar portal kranlar və geniş yığım meydançaları ilə yenidən quruldu, köhnə dar körpülər boşaldı. Avtomobil şassiləri və dəmir yolu vaqonları uyğunlaşdırıldı. Bir ton yükü bir kilometrə və ya milə daşımağın xərci azaldığı üçün sistem böyüdü. Bu gün mağazalardakı idxal mallarının demək olar hamısı nə vaxtsa konteynerdə daşınıb.</w:t>
+        <w:t>Əsas yenilik təkcə metal qabdan istifadə etmək deyildi. Konteynerin ölçüləri, onu qaldıran avadanlıq və daşıyan nəqliyyat vasitələri bir-birinə uyğunlaşdırılmışdı. Bunun sayəsində gəmi, qatar və yük maşını ilə daşımaları vahid qaydada təşkil etmək mümkün oldu.</w:t>
+      </w:r>
+    </w:p>
+    <w:p>
+      <w:pPr>
+        <w:pStyle w:val="Heading1"/>
+        <w:widowControl/>
+      </w:pPr>
+      <w:r>
+        <w:t>Kim yaradıb?</w:t>
+      </w:r>
+    </w:p>
+    <w:p>
+      <w:pPr>
+        <w:pStyle w:val="Heading1"/>
+        <w:widowControl/>
+      </w:pPr>
+      <w:r>
+        <w:t>Amerikalı yükdaşıma sahibkarı Malkolm Maklin 1956-cı ildə «Ideal X» gəmisi ilə konteyner daşımalarının inkişafına mühüm təkan verdi. O, metal yük qutusunu icad etməmişdi. Onun əsas töhfəsi konteynerdən istifadəni bütöv bir daşıma sisteminin əsası kimi təşkil etməsi idi.</w:t>
+      </w:r>
+    </w:p>
+    <w:p>
+      <w:pPr>
+        <w:pStyle w:val="Heading1"/>
+        <w:widowControl/>
+      </w:pPr>
+      <w:r>
+        <w:t>Bu dəyişiklik limanların, gəmi layihəçilərinin, yükdaşıma şirkətlərinin və liman işçilərini təmsil edən həmkarlar ittifaqlarının da iştirakını tələb edirdi. Sonralar ISO standartları konteynerlərin ölçülərini və uyğunluq tələblərini müəyyənləşdirdi. Konteynerlərin qəbul edildiyi, saxlandığı və yüklənib-boşaldıldığı terminallarda çalışan mühəndislər isə bu qaydaları praktikada tətbiq etdilər.</w:t>
+      </w:r>
+    </w:p>
+    <w:p>
+      <w:pPr>
+        <w:pStyle w:val="Heading1"/>
+        <w:widowControl/>
+      </w:pPr>
+      <w:r>
+        <w:t>Beləliklə, nəticə həm Maklinin təşəbbüsünün, həm də müxtəlif müəssisələrin ortaq standartlarla işləməsinin bəhrəsi oldu.</w:t>
+      </w:r>
+    </w:p>
+    <w:p>
+      <w:pPr>
+        <w:pStyle w:val="Heading1"/>
+        <w:widowControl/>
+      </w:pPr>
+      <w:r>
+        <w:t>Nə vaxt və necə yaranıb?</w:t>
+      </w:r>
+    </w:p>
+    <w:p>
+      <w:pPr>
+        <w:pStyle w:val="Heading1"/>
+        <w:widowControl/>
+      </w:pPr>
+      <w:r>
+        <w:t>1956-cı ildən sonra konteynerlə yük daşınan marşrutların sayı artdı. 1960-cı illərin sonlarında və 1970-ci illərdə standart konteynerlər və onların yerləşdirilməsi üçün xüsusi bölmələri olan gəmilər uzun məsafəli yükdaşımalarında geniş yayıldı.</w:t>
+      </w:r>
+    </w:p>
+    <w:p>
+      <w:pPr>
+        <w:pStyle w:val="Heading1"/>
+        <w:widowControl/>
+      </w:pPr>
+      <w:r>
+        <w:t>Limanlarda iri konteyner kranları quraşdırıldı, konteynerləri saxlamaq və çeşidləmək üçün geniş meydançalar salındı. Əvvəlki dar yanalma körpülərinin bir qismi istifadədən çıxdı. Yük maşınlarının daşıyıcı hissələri və dəmir yolu vaqonları da konteynerlərə uyğunlaşdırıldı.</w:t>
+      </w:r>
+    </w:p>
+    <w:p>
+      <w:pPr>
+        <w:pStyle w:val="Heading1"/>
+        <w:widowControl/>
+      </w:pPr>
+      <w:r>
+        <w:t>Müəyyən məsafəyə bir ton yük daşımaq ucuzlaşdıqca bu üsul daha sərfəli oldu və genişləndi. Bu gün mağazalarda satılan bir çox idxal malı yolunun müəyyən hissəsini konteynerdə keçir.</w:t>
       </w:r>
     </w:p>
     <w:p>
@@ -159,10 +216,29 @@
     </w:p>
     <w:p>
       <w:pPr>
+        <w:pStyle w:val="Heading1"/>
         <w:widowControl/>
       </w:pPr>
       <w:r>
-        <w:t>Konteynerləşmə logistika elminin tətbiqidir: növbələrin təşkili, yığılan yükün dayanıqlığı, gəmi yuvalarının quruluşu və şəbəkənin səmərələşdirilməsi. Standart ölçülər ölçmənin ticarətə tətbiqidir. Məlumat sistemləri milyonlarla qutunu izləyir; bu, iri təchizat zəncirlərinin erkən informasiya idarəçiliyidir. Fırlanan kilid birləşmələri, kranlar və gəmi gövdələri eyni həndəsəyə uyğunlaşmalı idi. Sadə qutunun arxasında çoxsaylı ölçmə və idarəetmə məsələləri dayanır.</w:t>
+        <w:t>Konteyner daşımaları logistikanın — malların hərəkətini, saxlanmasını və çatdırılmasını təşkil edən sahənin — mühüm tətbiqlərindən biridir. Limanda növbələri düzgün təşkil etmək, konteynerləri təhlükəsiz yığmaq, gəmidə yerləşdirmək və ən əlverişli daşıma marşrutlarını seçmək hesablamalar tələb edir.</w:t>
+      </w:r>
+    </w:p>
+    <w:p>
+      <w:pPr>
+        <w:pStyle w:val="Heading1"/>
+        <w:widowControl/>
+      </w:pPr>
+      <w:r>
+        <w:t>Standartlaşdırma burada xüsusilə vacibdir. Konteyneri bərkidən dönər kilidlər, onu qaldıran kranlar və gəmidəki yerləşdirmə bölmələri eyni ölçü tələblərinə uyğun olmalıdır.</w:t>
+      </w:r>
+    </w:p>
+    <w:p>
+      <w:pPr>
+        <w:pStyle w:val="Heading1"/>
+        <w:widowControl/>
+      </w:pPr>
+      <w:r>
+        <w:t>Məlumat sistemləri milyonlarla konteynerin harada olduğunu və hara göndərildiyini izləməyə imkan verir. Beləliklə, ilk baxışda sadə görünən metal konteynerin daşınması dəqiq ölçməyə, planlaşdırmaya və məlumat mübadiləsinə əsaslanır.</w:t>
       </w:r>
     </w:p>
     <w:p>
@@ -176,10 +252,11 @@
     </w:p>
     <w:p>
       <w:pPr>
+        <w:pStyle w:val="Heading1"/>
         <w:widowControl/>
       </w:pPr>
       <w:r>
-        <w:t>Dəniz səfəri ucuz və cədvəlli olduqda fabriklər müştərilərdən uzaqda yerləşə bildi. Ehtiyac olan anda təchizata əsaslanan istehsal və dünyanın müxtəlif yerlərindən alış konteynerlərə söykəndi. Nəhəng gəmilər və avtomatlaşdırılmış terminallar yarandı. İndi ekoloji təsir və sıxlıq müzakirələri də bu qutuların ətrafında gedir. Elektron ticarət anbarları konteyner limanlarının quruya doğru davamıdır.</w:t>
+        <w:t>Dənizlə yükdaşımanın ucuzlaşması və səfərlərin cədvəl üzrə təşkili müəssisələrin məhsullarını uzaq bazarlara göndərməsini asanlaşdırdı. İstehsalçılar xammalı və hissələri dünyanın müxtəlif yerlərindən almağa, onların çatdırılmasını istehsal vaxtına uyğun planlaşdırmağa başladılar.</w:t>
       </w:r>
     </w:p>
     <w:p>
@@ -188,15 +265,52 @@
         <w:widowControl/>
       </w:pPr>
       <w:r>
-        <w:t>İnsan həyatını necə dəyişib</w:t>
+        <w:t>Daşımaların həcmi artdıqca nəhəng konteyner gəmiləri və avtomatlaşdırılmış terminallar yarandı. Bununla yanaşı, limanlarda sıxlıq və daşımaların ətraf mühitə təsiri də mühüm məsələlərə çevrildi.</w:t>
       </w:r>
     </w:p>
     <w:p>
       <w:pPr>
+        <w:pStyle w:val="Heading1"/>
         <w:widowControl/>
       </w:pPr>
       <w:r>
-        <w:t>Daşıma xərci azaldıqca geyim, elektronika və qida istehsalı üçün gətirilən malların qiymətləri endi. Liman əməyi dəyişdi: hər ton üçün daha az işçi, başqa bacarıqlar və bəzən kəskin mübahisələr. Sahil şəhərləri terminallara və magistrallara uyğun yenidən quruldu. Kanal bağlananda və ya pandemiya limanların işini pozanda boş rəflər gündəlik həyatın bu qutulara nə qədər bağlı olduğunu göstərir.</w:t>
+        <w:t>Elektron ticarət anbarları da bu təchizat zəncirinin bir hissəsidir: limana gələn mallar quru nəqliyyatı ilə anbarlara, oradan isə alıcılara çatdırılır.</w:t>
+      </w:r>
+    </w:p>
+    <w:p>
+      <w:pPr>
+        <w:pStyle w:val="Heading1"/>
+        <w:widowControl/>
+      </w:pPr>
+      <w:r>
+        <w:t>İnsan həyatını necə dəyişib?</w:t>
+      </w:r>
+    </w:p>
+    <w:p>
+      <w:pPr>
+        <w:pStyle w:val="Heading1"/>
+        <w:widowControl/>
+      </w:pPr>
+      <w:r>
+        <w:t>Daşıma xərclərinin azalması geyim, elektronika və qida istehsalında istifadə olunan idxal mallarının ucuzlaşmasına kömək etdi.</w:t>
+      </w:r>
+    </w:p>
+    <w:p>
+      <w:pPr>
+        <w:pStyle w:val="Heading1"/>
+        <w:widowControl/>
+      </w:pPr>
+      <w:r>
+        <w:t>Limanlarda işin xarakteri də dəyişdi. Eyni həcmdə yükü daşımaq üçün daha az işçiyə ehtiyac qaldı, yeni avadanlıqla işləmək isə başqa bacarıqlar tələb etdi. Bu dəyişikliklər bəzən ciddi əmək mübahisələrinə səbəb olurdu. Sahil şəhərlərində yeni terminallar və onlara gedən magistral yollar tikildikcə şəhərlərin quruluşu da dəyişirdi.</w:t>
+      </w:r>
+    </w:p>
+    <w:p>
+      <w:pPr>
+        <w:pStyle w:val="Heading1"/>
+        <w:widowControl/>
+      </w:pPr>
+      <w:r>
+        <w:t>Kanalın bağlanması və ya pandemiya səbəbindən limanların işinin pozulması malların çatdırılmasını ləngidə bilir. Belə vaxtlarda mağazalarda boş qalan rəflər gündəlik həyatımızın uzaq limanlardan gələn yüklərlə nə qədər bağlı olduğunu göstərir.</w:t>
       </w:r>
     </w:p>
     <w:p>
@@ -217,7 +331,7 @@
         <w:rPr>
           <w:sz w:val="20"/>
         </w:rPr>
-        <w:t>A Kitablar və əsas elmi əsərlər</w:t>
+        <w:t>Kitablar və əsas elmi əsərlər</w:t>
       </w:r>
     </w:p>
     <w:p>
@@ -240,7 +354,7 @@
         <w:rPr>
           <w:sz w:val="20"/>
         </w:rPr>
-        <w:t>C Qurumların materialları və ensiklopedik mənbələr</w:t>
+        <w:t>Qurumların materialları və ensiklopedik mənbələr</w:t>
       </w:r>
     </w:p>
     <w:p>
@@ -300,7 +414,7 @@
         <w:rPr>
           <w:sz w:val="20"/>
         </w:rPr>
-        <w:t>J Mətbuat elmi kütləvi nəşrlər və ümumi mənbələr</w:t>
+        <w:t>Mətbuat elmi kütləvi nəşrlər və ümumi mənbələr</w:t>
       </w:r>
     </w:p>
     <w:p>
